--- a/archive/2026-10-02/contracts/09-A_장기형_중요조항_확인서.docx
+++ b/archive/2026-10-02/contracts/09-A_장기형_중요조항_확인서.docx
@@ -648,7 +648,25 @@
                 <w:color w:val="000000"/>
                 <w:sz w:val="20"/>
               </w:rPr>
-              <w:t>재투자금은 회사에 귀속된 돈을 회사가 다시 투자하는 구조이나, 정당한 사유 없이 중도 해지하면 미회수액 중 잔여 계약기간 비율만큼 반환함</w:t>
+              <w:t xml:space="preserve">재투자금은 회사에 귀속된 돈을 회사가 다시 투자하는 구조이나, 정당한 사유 없이 중도 해지하면 미회수액 중 </w:t>
+            </w:r>
+            <w:r>
+              <w:rPr>
+                <w:rFonts w:ascii="맑은 고딕" w:hAnsi="맑은 고딕" w:eastAsia="맑은 고딕"/>
+                <w:b/>
+                <w:color w:val="0D5F5A"/>
+                <w:sz w:val="20"/>
+              </w:rPr>
+              <w:t>잔여 계약기간 비율만큼</w:t>
+            </w:r>
+            <w:r>
+              <w:rPr>
+                <w:rFonts w:ascii="맑은 고딕" w:hAnsi="맑은 고딕" w:eastAsia="맑은 고딕"/>
+                <w:b w:val="0"/>
+                <w:color w:val="000000"/>
+                <w:sz w:val="20"/>
+              </w:rPr>
+              <w:t xml:space="preserve"> 반환함</w:t>
             </w:r>
           </w:p>
         </w:tc>
@@ -1075,7 +1093,16 @@
                 <w:color w:val="000000"/>
                 <w:sz w:val="20"/>
               </w:rPr>
-              <w:t>선수 잘못이 아닌 부상 해지에는 위약벌이 없음</w:t>
+              <w:t xml:space="preserve">선수 잘못이 아닌 부상 해지에는 </w:t>
+            </w:r>
+            <w:r>
+              <w:rPr>
+                <w:rFonts w:ascii="맑은 고딕" w:hAnsi="맑은 고딕" w:eastAsia="맑은 고딕"/>
+                <w:b/>
+                <w:color w:val="0D5F5A"/>
+                <w:sz w:val="20"/>
+              </w:rPr>
+              <w:t>위약벌이 없고, 미회수 재투자금도 선수에게 청구하지 않음</w:t>
             </w:r>
           </w:p>
         </w:tc>

--- a/archive/2026-10-02/contracts/09-A_장기형_중요조항_확인서.docx
+++ b/archive/2026-10-02/contracts/09-A_장기형_중요조항_확인서.docx
@@ -526,7 +526,25 @@
                 <w:color w:val="000000"/>
                 <w:sz w:val="20"/>
               </w:rPr>
-              <w:t>일반 배분대상 순수익은 선수 50%, 회사 50%임</w:t>
+              <w:t xml:space="preserve">일반 배분대상 순수익은 선수 50%, 회사 50%이며, 선수가 직접 유치해 서면으로 알린 거래는 </w:t>
+            </w:r>
+            <w:r>
+              <w:rPr>
+                <w:rFonts w:ascii="맑은 고딕" w:hAnsi="맑은 고딕" w:eastAsia="맑은 고딕"/>
+                <w:b/>
+                <w:color w:val="0D5F5A"/>
+                <w:sz w:val="20"/>
+              </w:rPr>
+              <w:t>선수 70%, 회사 30%</w:t>
+            </w:r>
+            <w:r>
+              <w:rPr>
+                <w:rFonts w:ascii="맑은 고딕" w:hAnsi="맑은 고딕" w:eastAsia="맑은 고딕"/>
+                <w:b w:val="0"/>
+                <w:color w:val="000000"/>
+                <w:sz w:val="20"/>
+              </w:rPr>
+              <w:t>임</w:t>
             </w:r>
           </w:p>
         </w:tc>

--- a/archive/2026-10-02/contracts/09-A_장기형_중요조항_확인서.docx
+++ b/archive/2026-10-02/contracts/09-A_장기형_중요조항_확인서.docx
@@ -570,6 +570,65 @@
                 <w:rFonts w:ascii="맑은 고딕" w:hAnsi="맑은 고딕" w:eastAsia="맑은 고딕"/>
                 <w:b w:val="0"/>
                 <w:color w:val="000000"/>
+                <w:sz w:val="20"/>
+              </w:rPr>
+              <w:t>□</w:t>
+            </w:r>
+          </w:p>
+        </w:tc>
+      </w:tr>
+      <w:tr>
+        <w:trPr>
+          <w:cantSplit/>
+        </w:trPr>
+        <w:tc>
+          <w:tcPr>
+            <w:tcW w:type="dxa" w:w="6630"/>
+            <w:vAlign w:val="center"/>
+            <w:tcMar>
+              <w:top w:w="100" w:type="dxa"/>
+              <w:start w:w="100" w:type="dxa"/>
+              <w:bottom w:w="100" w:type="dxa"/>
+              <w:end w:w="100" w:type="dxa"/>
+            </w:tcMar>
+          </w:tcPr>
+          <w:p>
+            <w:pPr>
+              <w:pStyle w:val="TableBody"/>
+              <w:spacing w:after="0" w:line="276" w:lineRule="auto"/>
+              <w:jc w:val="center"/>
+            </w:pPr>
+            <w:r>
+              <w:rPr>
+                <w:rFonts w:ascii="맑은 고딕" w:hAnsi="맑은 고딕" w:eastAsia="맑은 고딕"/>
+                <w:b w:val="0"/>
+                <w:sz w:val="20"/>
+              </w:rPr>
+              <w:t>회사 계정·이메일·제안서 등 회사 채널로 들어온 제안은 선수를 지목했더라도 50:50임</w:t>
+            </w:r>
+          </w:p>
+        </w:tc>
+        <w:tc>
+          <w:tcPr>
+            <w:tcW w:type="dxa" w:w="1870"/>
+            <w:vAlign w:val="center"/>
+            <w:tcMar>
+              <w:top w:w="100" w:type="dxa"/>
+              <w:start w:w="100" w:type="dxa"/>
+              <w:bottom w:w="100" w:type="dxa"/>
+              <w:end w:w="100" w:type="dxa"/>
+            </w:tcMar>
+          </w:tcPr>
+          <w:p>
+            <w:pPr>
+              <w:pStyle w:val="TableBody"/>
+              <w:spacing w:after="0" w:line="276" w:lineRule="auto"/>
+              <w:jc w:val="center"/>
+            </w:pPr>
+            <w:r>
+              <w:rPr>
+                <w:rFonts w:ascii="맑은 고딕" w:hAnsi="맑은 고딕" w:eastAsia="맑은 고딕"/>
+                <w:b w:val="0"/>
                 <w:sz w:val="20"/>
               </w:rPr>
               <w:t>□</w:t>

--- a/archive/2026-10-02/contracts/09-A_장기형_중요조항_확인서.docx
+++ b/archive/2026-10-02/contracts/09-A_장기형_중요조항_확인서.docx
@@ -1109,7 +1109,25 @@
                 <w:color w:val="000000"/>
                 <w:sz w:val="20"/>
               </w:rPr>
-              <w:t>정당한 사유 없는 해지 시 위약벌 등이 발생할 수 있음</w:t>
+              <w:t>정당한 사유 없이 중도 해지하면 손해배상 예정액(</w:t>
+            </w:r>
+            <w:r>
+              <w:rPr>
+                <w:rFonts w:ascii="맑은 고딕" w:hAnsi="맑은 고딕" w:eastAsia="맑은 고딕"/>
+                <w:b/>
+                <w:color w:val="0D5F5A"/>
+                <w:sz w:val="20"/>
+              </w:rPr>
+              <w:t>총매출 15% × 잔여 계약기간 비율</w:t>
+            </w:r>
+            <w:r>
+              <w:rPr>
+                <w:rFonts w:ascii="맑은 고딕" w:hAnsi="맑은 고딕" w:eastAsia="맑은 고딕"/>
+                <w:b w:val="0"/>
+                <w:color w:val="000000"/>
+                <w:sz w:val="20"/>
+              </w:rPr>
+              <w:t>) 등이 발생할 수 있음</w:t>
             </w:r>
           </w:p>
         </w:tc>
@@ -1179,7 +1197,7 @@
                 <w:color w:val="0D5F5A"/>
                 <w:sz w:val="20"/>
               </w:rPr>
-              <w:t>위약벌이 없고, 미회수 재투자금도 선수에게 청구하지 않음</w:t>
+              <w:t>위약금이 없고, 미회수 재투자금도 선수에게 청구하지 않음</w:t>
             </w:r>
           </w:p>
         </w:tc>

--- a/archive/2026-10-02/contracts/09-A_장기형_중요조항_확인서.docx
+++ b/archive/2026-10-02/contracts/09-A_장기형_중요조항_확인서.docx
@@ -987,7 +987,16 @@
                 <w:color w:val="000000"/>
                 <w:sz w:val="20"/>
               </w:rPr>
-              <w:t>회사가 개설·운영한 채널의 운영권은 회사에 있음</w:t>
+              <w:t xml:space="preserve">회사가 새로 개설한 채널의 운영권은 회사에 있고, </w:t>
+            </w:r>
+            <w:r>
+              <w:rPr>
+                <w:rFonts w:ascii="맑은 고딕" w:hAnsi="맑은 고딕" w:eastAsia="맑은 고딕"/>
+                <w:b/>
+                <w:color w:val="0D5F5A"/>
+                <w:sz w:val="20"/>
+              </w:rPr>
+              <w:t>선수의 기존 계정과 선수 명의 계정은 선수 소유임</w:t>
             </w:r>
           </w:p>
         </w:tc>

--- a/archive/2026-10-02/contracts/09-A_장기형_중요조항_확인서.docx
+++ b/archive/2026-10-02/contracts/09-A_장기형_중요조항_확인서.docx
@@ -661,10 +661,18 @@
               <w:rPr>
                 <w:rFonts w:ascii="맑은 고딕" w:hAnsi="맑은 고딕" w:eastAsia="맑은 고딕"/>
                 <w:b w:val="0"/>
-                <w:color w:val="000000"/>
                 <w:sz w:val="20"/>
               </w:rPr>
-              <w:t>회사 기본 배분금 중 80%가 재투자됨</w:t>
+              <w:t xml:space="preserve">회사 기본 배분금 중 80%가 재투자되며, 쓰지 못한 금액은 이월되고 </w:t>
+            </w:r>
+            <w:r>
+              <w:rPr>
+                <w:rFonts w:ascii="맑은 고딕" w:hAnsi="맑은 고딕" w:eastAsia="맑은 고딕"/>
+                <w:b/>
+                <w:color w:val="0D5F5A"/>
+                <w:sz w:val="20"/>
+              </w:rPr>
+              <w:t>종료 시 남은 금액의 50%는 선수에게 지급됨</w:t>
             </w:r>
           </w:p>
         </w:tc>
@@ -1054,10 +1062,9 @@
               <w:rPr>
                 <w:rFonts w:ascii="맑은 고딕" w:hAnsi="맑은 고딕" w:eastAsia="맑은 고딕"/>
                 <w:b w:val="0"/>
-                <w:color w:val="000000"/>
                 <w:sz w:val="20"/>
               </w:rPr>
-              <w:t>채널 인수에는 이전대가가 필요함</w:t>
+              <w:t>회사가 새로 개설한 채널 인수에는 이전대가(해당 채널 미회수 재투자금 + 최근 12개월 순수익)가 필요함</w:t>
             </w:r>
           </w:p>
         </w:tc>
@@ -1194,6 +1201,74 @@
               <w:rPr>
                 <w:rFonts w:ascii="맑은 고딕" w:hAnsi="맑은 고딕" w:eastAsia="맑은 고딕"/>
                 <w:b w:val="0"/>
+                <w:sz w:val="20"/>
+              </w:rPr>
+              <w:t xml:space="preserve">대표자(장호준)가 업무에서 물러나면 선수는 </w:t>
+            </w:r>
+            <w:r>
+              <w:rPr>
+                <w:rFonts w:ascii="맑은 고딕" w:hAnsi="맑은 고딕" w:eastAsia="맑은 고딕"/>
+                <w:b/>
+                <w:color w:val="0D5F5A"/>
+                <w:sz w:val="20"/>
+              </w:rPr>
+              <w:t>손해배상 예정액·재투자금 반환 없이 해지할 수 있음</w:t>
+            </w:r>
+          </w:p>
+        </w:tc>
+        <w:tc>
+          <w:tcPr>
+            <w:tcW w:type="dxa" w:w="1870"/>
+            <w:vAlign w:val="center"/>
+            <w:tcMar>
+              <w:top w:w="100" w:type="dxa"/>
+              <w:start w:w="100" w:type="dxa"/>
+              <w:bottom w:w="100" w:type="dxa"/>
+              <w:end w:w="100" w:type="dxa"/>
+            </w:tcMar>
+          </w:tcPr>
+          <w:p>
+            <w:pPr>
+              <w:pStyle w:val="TableBody"/>
+              <w:spacing w:after="0" w:line="276" w:lineRule="auto"/>
+              <w:jc w:val="center"/>
+            </w:pPr>
+            <w:r>
+              <w:rPr>
+                <w:rFonts w:ascii="맑은 고딕" w:hAnsi="맑은 고딕" w:eastAsia="맑은 고딕"/>
+                <w:b w:val="0"/>
+                <w:sz w:val="20"/>
+              </w:rPr>
+              <w:t>□</w:t>
+            </w:r>
+          </w:p>
+        </w:tc>
+      </w:tr>
+      <w:tr>
+        <w:trPr>
+          <w:cantSplit/>
+        </w:trPr>
+        <w:tc>
+          <w:tcPr>
+            <w:tcW w:type="dxa" w:w="6630"/>
+            <w:vAlign w:val="center"/>
+            <w:tcMar>
+              <w:top w:w="100" w:type="dxa"/>
+              <w:start w:w="100" w:type="dxa"/>
+              <w:bottom w:w="100" w:type="dxa"/>
+              <w:end w:w="100" w:type="dxa"/>
+            </w:tcMar>
+          </w:tcPr>
+          <w:p>
+            <w:pPr>
+              <w:pStyle w:val="TableBody"/>
+              <w:spacing w:after="0" w:line="276" w:lineRule="auto"/>
+              <w:jc w:val="center"/>
+            </w:pPr>
+            <w:r>
+              <w:rPr>
+                <w:rFonts w:ascii="맑은 고딕" w:hAnsi="맑은 고딕" w:eastAsia="맑은 고딕"/>
+                <w:b w:val="0"/>
                 <w:color w:val="000000"/>
                 <w:sz w:val="20"/>
               </w:rPr>
@@ -1293,6 +1368,65 @@
                 <w:rFonts w:ascii="맑은 고딕" w:hAnsi="맑은 고딕" w:eastAsia="맑은 고딕"/>
                 <w:b w:val="0"/>
                 <w:color w:val="000000"/>
+                <w:sz w:val="20"/>
+              </w:rPr>
+              <w:t>□</w:t>
+            </w:r>
+          </w:p>
+        </w:tc>
+      </w:tr>
+      <w:tr>
+        <w:trPr>
+          <w:cantSplit/>
+        </w:trPr>
+        <w:tc>
+          <w:tcPr>
+            <w:tcW w:type="dxa" w:w="6630"/>
+            <w:vAlign w:val="center"/>
+            <w:tcMar>
+              <w:top w:w="100" w:type="dxa"/>
+              <w:start w:w="100" w:type="dxa"/>
+              <w:bottom w:w="100" w:type="dxa"/>
+              <w:end w:w="100" w:type="dxa"/>
+            </w:tcMar>
+          </w:tcPr>
+          <w:p>
+            <w:pPr>
+              <w:pStyle w:val="TableBody"/>
+              <w:spacing w:after="0" w:line="276" w:lineRule="auto"/>
+              <w:jc w:val="center"/>
+            </w:pPr>
+            <w:r>
+              <w:rPr>
+                <w:rFonts w:ascii="맑은 고딕" w:hAnsi="맑은 고딕" w:eastAsia="맑은 고딕"/>
+                <w:b w:val="0"/>
+                <w:sz w:val="20"/>
+              </w:rPr>
+              <w:t>수수료·배분비율·서비스 비용의 결정·변경은 서명한 문서로만 함</w:t>
+            </w:r>
+          </w:p>
+        </w:tc>
+        <w:tc>
+          <w:tcPr>
+            <w:tcW w:type="dxa" w:w="1870"/>
+            <w:vAlign w:val="center"/>
+            <w:tcMar>
+              <w:top w:w="100" w:type="dxa"/>
+              <w:start w:w="100" w:type="dxa"/>
+              <w:bottom w:w="100" w:type="dxa"/>
+              <w:end w:w="100" w:type="dxa"/>
+            </w:tcMar>
+          </w:tcPr>
+          <w:p>
+            <w:pPr>
+              <w:pStyle w:val="TableBody"/>
+              <w:spacing w:after="0" w:line="276" w:lineRule="auto"/>
+              <w:jc w:val="center"/>
+            </w:pPr>
+            <w:r>
+              <w:rPr>
+                <w:rFonts w:ascii="맑은 고딕" w:hAnsi="맑은 고딕" w:eastAsia="맑은 고딕"/>
+                <w:b w:val="0"/>
                 <w:sz w:val="20"/>
               </w:rPr>
               <w:t>□</w:t>

--- a/archive/2026-10-02/contracts/09-A_장기형_중요조항_확인서.docx
+++ b/archive/2026-10-02/contracts/09-A_장기형_중요조항_확인서.docx
@@ -1459,6 +1459,65 @@
               <w:rPr>
                 <w:rFonts w:ascii="맑은 고딕" w:hAnsi="맑은 고딕" w:eastAsia="맑은 고딕"/>
                 <w:b w:val="0"/>
+                <w:sz w:val="20"/>
+              </w:rPr>
+              <w:t>계약 체결·변경 전에 독립적인 법률 조언을 받을 수 있음을 서면으로 안내받았음</w:t>
+            </w:r>
+          </w:p>
+        </w:tc>
+        <w:tc>
+          <w:tcPr>
+            <w:tcW w:type="dxa" w:w="1870"/>
+            <w:vAlign w:val="center"/>
+            <w:tcMar>
+              <w:top w:w="100" w:type="dxa"/>
+              <w:start w:w="100" w:type="dxa"/>
+              <w:bottom w:w="100" w:type="dxa"/>
+              <w:end w:w="100" w:type="dxa"/>
+            </w:tcMar>
+          </w:tcPr>
+          <w:p>
+            <w:pPr>
+              <w:pStyle w:val="TableBody"/>
+              <w:spacing w:after="0" w:line="276" w:lineRule="auto"/>
+              <w:jc w:val="center"/>
+            </w:pPr>
+            <w:r>
+              <w:rPr>
+                <w:rFonts w:ascii="맑은 고딕" w:hAnsi="맑은 고딕" w:eastAsia="맑은 고딕"/>
+                <w:b w:val="0"/>
+                <w:sz w:val="20"/>
+              </w:rPr>
+              <w:t>□</w:t>
+            </w:r>
+          </w:p>
+        </w:tc>
+      </w:tr>
+      <w:tr>
+        <w:trPr>
+          <w:cantSplit/>
+        </w:trPr>
+        <w:tc>
+          <w:tcPr>
+            <w:tcW w:type="dxa" w:w="6630"/>
+            <w:vAlign w:val="center"/>
+            <w:tcMar>
+              <w:top w:w="100" w:type="dxa"/>
+              <w:start w:w="100" w:type="dxa"/>
+              <w:bottom w:w="100" w:type="dxa"/>
+              <w:end w:w="100" w:type="dxa"/>
+            </w:tcMar>
+          </w:tcPr>
+          <w:p>
+            <w:pPr>
+              <w:pStyle w:val="TableBody"/>
+              <w:spacing w:after="0" w:line="276" w:lineRule="auto"/>
+              <w:jc w:val="center"/>
+            </w:pPr>
+            <w:r>
+              <w:rPr>
+                <w:rFonts w:ascii="맑은 고딕" w:hAnsi="맑은 고딕" w:eastAsia="맑은 고딕"/>
+                <w:b w:val="0"/>
                 <w:color w:val="000000"/>
                 <w:sz w:val="20"/>
               </w:rPr>

--- a/archive/2026-10-02/contracts/09-A_장기형_중요조항_확인서.docx
+++ b/archive/2026-10-02/contracts/09-A_장기형_중요조항_확인서.docx
@@ -1461,6 +1461,124 @@
                 <w:b w:val="0"/>
                 <w:sz w:val="20"/>
               </w:rPr>
+              <w:t>개인정보·민감정보 동의서(14번)를 받았으며, 선택 항목에 동의하지 않아도 불이익이 없음</w:t>
+            </w:r>
+          </w:p>
+        </w:tc>
+        <w:tc>
+          <w:tcPr>
+            <w:tcW w:type="dxa" w:w="1870"/>
+            <w:vAlign w:val="center"/>
+            <w:tcMar>
+              <w:top w:w="100" w:type="dxa"/>
+              <w:start w:w="100" w:type="dxa"/>
+              <w:bottom w:w="100" w:type="dxa"/>
+              <w:end w:w="100" w:type="dxa"/>
+            </w:tcMar>
+          </w:tcPr>
+          <w:p>
+            <w:pPr>
+              <w:pStyle w:val="TableBody"/>
+              <w:spacing w:after="0" w:line="276" w:lineRule="auto"/>
+              <w:jc w:val="center"/>
+            </w:pPr>
+            <w:r>
+              <w:rPr>
+                <w:rFonts w:ascii="맑은 고딕" w:hAnsi="맑은 고딕" w:eastAsia="맑은 고딕"/>
+                <w:b w:val="0"/>
+                <w:sz w:val="20"/>
+              </w:rPr>
+              <w:t>□</w:t>
+            </w:r>
+          </w:p>
+        </w:tc>
+      </w:tr>
+      <w:tr>
+        <w:trPr>
+          <w:cantSplit/>
+        </w:trPr>
+        <w:tc>
+          <w:tcPr>
+            <w:tcW w:type="dxa" w:w="6630"/>
+            <w:vAlign w:val="center"/>
+            <w:tcMar>
+              <w:top w:w="100" w:type="dxa"/>
+              <w:start w:w="100" w:type="dxa"/>
+              <w:bottom w:w="100" w:type="dxa"/>
+              <w:end w:w="100" w:type="dxa"/>
+            </w:tcMar>
+          </w:tcPr>
+          <w:p>
+            <w:pPr>
+              <w:pStyle w:val="TableBody"/>
+              <w:spacing w:after="0" w:line="276" w:lineRule="auto"/>
+              <w:jc w:val="center"/>
+            </w:pPr>
+            <w:r>
+              <w:rPr>
+                <w:rFonts w:ascii="맑은 고딕" w:hAnsi="맑은 고딕" w:eastAsia="맑은 고딕"/>
+                <w:b w:val="0"/>
+                <w:sz w:val="20"/>
+              </w:rPr>
+              <w:t>겸직 허가·소속기관 승인은 계약 전에 받을 것을 권장하며, 받지 않으면 분쟁·징계 등 불이익이 생길 수 있음을 알고 있음. 회사는 준비를 도울 수 있으나 대리인이 되지 않음</w:t>
+            </w:r>
+          </w:p>
+        </w:tc>
+        <w:tc>
+          <w:tcPr>
+            <w:tcW w:type="dxa" w:w="1870"/>
+            <w:vAlign w:val="center"/>
+            <w:tcMar>
+              <w:top w:w="100" w:type="dxa"/>
+              <w:start w:w="100" w:type="dxa"/>
+              <w:bottom w:w="100" w:type="dxa"/>
+              <w:end w:w="100" w:type="dxa"/>
+            </w:tcMar>
+          </w:tcPr>
+          <w:p>
+            <w:pPr>
+              <w:pStyle w:val="TableBody"/>
+              <w:spacing w:after="0" w:line="276" w:lineRule="auto"/>
+              <w:jc w:val="center"/>
+            </w:pPr>
+            <w:r>
+              <w:rPr>
+                <w:rFonts w:ascii="맑은 고딕" w:hAnsi="맑은 고딕" w:eastAsia="맑은 고딕"/>
+                <w:b w:val="0"/>
+                <w:sz w:val="20"/>
+              </w:rPr>
+              <w:t>□</w:t>
+            </w:r>
+          </w:p>
+        </w:tc>
+      </w:tr>
+      <w:tr>
+        <w:trPr>
+          <w:cantSplit/>
+        </w:trPr>
+        <w:tc>
+          <w:tcPr>
+            <w:tcW w:type="dxa" w:w="6630"/>
+            <w:vAlign w:val="center"/>
+            <w:tcMar>
+              <w:top w:w="100" w:type="dxa"/>
+              <w:start w:w="100" w:type="dxa"/>
+              <w:bottom w:w="100" w:type="dxa"/>
+              <w:end w:w="100" w:type="dxa"/>
+            </w:tcMar>
+          </w:tcPr>
+          <w:p>
+            <w:pPr>
+              <w:pStyle w:val="TableBody"/>
+              <w:spacing w:after="0" w:line="276" w:lineRule="auto"/>
+              <w:jc w:val="center"/>
+            </w:pPr>
+            <w:r>
+              <w:rPr>
+                <w:rFonts w:ascii="맑은 고딕" w:hAnsi="맑은 고딕" w:eastAsia="맑은 고딕"/>
+                <w:b w:val="0"/>
+                <w:sz w:val="20"/>
+              </w:rPr>
               <w:t>계약 체결·변경 전에 독립적인 법률 조언을 받을 수 있음을 서면으로 안내받았음</w:t>
             </w:r>
           </w:p>
